--- a/output/docx/ru/BUFR_TableD_ru_08.docx
+++ b/output/docx/ru/BUFR_TableD_ru_08.docx
@@ -939,7 +939,7 @@
                 <w:b w:val="0"/>
                 <w:sz w:val="16"/>
               </w:rPr>
-              <w:t>Note 13: Для кодирования информации, сообщаемой подвижными буями/платформами, вместо дескриптора 3 08 003 следует использовать дескриптор 3 08 007.</w:t>
+              <w:t>Note D13: Для кодирования информации, сообщаемой подвижными буями/платформами, вместо дескриптора 3 08 003 следует использовать дескриптор 3 08 007.</w:t>
             </w:r>
           </w:p>
         </w:tc>
@@ -1020,7 +1020,7 @@
                 <w:b w:val="0"/>
                 <w:sz w:val="16"/>
               </w:rPr>
-              <w:t>Note 13: Для кодирования информации, сообщаемой подвижными буями/платформами, вместо дескриптора 3 08 003 следует использовать дескриптор 3 08 007.</w:t>
+              <w:t>Note D13: Для кодирования информации, сообщаемой подвижными буями/платформами, вместо дескриптора 3 08 003 следует использовать дескриптор 3 08 007.</w:t>
             </w:r>
           </w:p>
         </w:tc>
@@ -1100,7 +1100,7 @@
                 <w:b w:val="0"/>
                 <w:sz w:val="16"/>
               </w:rPr>
-              <w:t>Note 13: Для кодирования информации, сообщаемой подвижными буями/платформами, вместо дескриптора 3 08 003 следует использовать дескриптор 3 08 007.</w:t>
+              <w:t>Note D13: Для кодирования информации, сообщаемой подвижными буями/платформами, вместо дескриптора 3 08 003 следует использовать дескриптор 3 08 007.</w:t>
             </w:r>
           </w:p>
         </w:tc>
@@ -5373,7 +5373,7 @@
                 <w:b w:val="0"/>
                 <w:sz w:val="16"/>
               </w:rPr>
-              <w:t>Note 59: Идентификация времени относится к началу одномесячного периода.</w:t>
+              <w:t>Note D59: Идентификация времени относится к началу одномесячного периода.</w:t>
             </w:r>
           </w:p>
         </w:tc>
@@ -5453,7 +5453,7 @@
                 <w:b w:val="0"/>
                 <w:sz w:val="16"/>
               </w:rPr>
-              <w:t>Note 59: Идентификация времени относится к началу одномесячного периода.</w:t>
+              <w:t>Note D59: Идентификация времени относится к началу одномесячного периода.</w:t>
             </w:r>
           </w:p>
         </w:tc>
@@ -5612,7 +5612,7 @@
                 <w:b w:val="0"/>
                 <w:sz w:val="16"/>
               </w:rPr>
-              <w:t>Note 25: Если высота датчика изменялась в течение указанного периода, значение равно тому значению, которое наблюдалось в течение большей части данного периода.</w:t>
+              <w:t>Note D25: Если высота датчика изменялась в течение указанного периода, значение равно тому значению, которое наблюдалось в течение большей части данного периода.</w:t>
             </w:r>
           </w:p>
         </w:tc>
@@ -5692,7 +5692,7 @@
                 <w:b w:val="0"/>
                 <w:sz w:val="16"/>
               </w:rPr>
-              <w:t>Note 25: Если высота датчика изменялась в течение указанного периода, значение равно тому значению, которое наблюдалось в течение большей части данного периода.</w:t>
+              <w:t>Note D25: Если высота датчика изменялась в течение указанного периода, значение равно тому значению, которое наблюдалось в течение большей части данного периода.</w:t>
             </w:r>
           </w:p>
         </w:tc>
@@ -5773,7 +5773,7 @@
                 <w:b w:val="0"/>
                 <w:sz w:val="16"/>
               </w:rPr>
-              <w:t>Note 59: Идентификация времени относится к началу одномесячного периода.</w:t>
+              <w:t>Note D59: Идентификация времени относится к началу одномесячного периода.</w:t>
             </w:r>
           </w:p>
         </w:tc>
@@ -6093,7 +6093,7 @@
                 <w:b w:val="0"/>
                 <w:sz w:val="16"/>
               </w:rPr>
-              <w:t>Note 25: Если высота датчика изменялась в течение указанного периода, значение равно тому значению, которое наблюдалось в течение большей части данного периода.</w:t>
+              <w:t>Note D25: Если высота датчика изменялась в течение указанного периода, значение равно тому значению, которое наблюдалось в течение большей части данного периода.</w:t>
             </w:r>
           </w:p>
         </w:tc>
@@ -6174,7 +6174,7 @@
                 <w:b w:val="0"/>
                 <w:sz w:val="16"/>
               </w:rPr>
-              <w:t>Note 25: Если высота датчика изменялась в течение указанного периода, значение равно тому значению, которое наблюдалось в течение большей части данного периода.</w:t>
+              <w:t>Note D25: Если высота датчика изменялась в течение указанного периода, значение равно тому значению, которое наблюдалось в течение большей части данного периода.</w:t>
             </w:r>
           </w:p>
         </w:tc>
@@ -6733,7 +6733,7 @@
                 <w:b w:val="0"/>
                 <w:sz w:val="16"/>
               </w:rPr>
-              <w:t>Note 27: В случае измерений осадков одномесячный период начинается в 06 ВСВ в первый день месяца и заканчивается в 06 ВСВ в первый день следующего месяца.</w:t>
+              <w:t>Note D27: В случае измерений осадков одномесячный период начинается в 06 ВСВ в первый день месяца и заканчивается в 06 ВСВ в первый день следующего месяца.</w:t>
             </w:r>
           </w:p>
         </w:tc>
@@ -6814,7 +6814,7 @@
                 <w:b w:val="0"/>
                 <w:sz w:val="16"/>
               </w:rPr>
-              <w:t>Note 27: В случае измерений осадков одномесячный период начинается в 06 ВСВ в первый день месяца и заканчивается в 06 ВСВ в первый день следующего месяца.</w:t>
+              <w:t>Note D27: В случае измерений осадков одномесячный период начинается в 06 ВСВ в первый день месяца и заканчивается в 06 ВСВ в первый день следующего месяца.</w:t>
             </w:r>
           </w:p>
         </w:tc>
@@ -6895,7 +6895,7 @@
                 <w:b w:val="0"/>
                 <w:sz w:val="16"/>
               </w:rPr>
-              <w:t>Note 27: В случае измерений осадков одномесячный период начинается в 06 ВСВ в первый день месяца и заканчивается в 06 ВСВ в первый день следующего месяца.</w:t>
+              <w:t>Note D27: В случае измерений осадков одномесячный период начинается в 06 ВСВ в первый день месяца и заканчивается в 06 ВСВ в первый день следующего месяца.</w:t>
             </w:r>
           </w:p>
         </w:tc>
@@ -6975,7 +6975,7 @@
                 <w:b w:val="0"/>
                 <w:sz w:val="16"/>
               </w:rPr>
-              <w:t>Note 25: Если высота датчика изменялась в течение указанного периода, значение равно тому значению, которое наблюдалось в течение большей части данного периода.</w:t>
+              <w:t>Note D25: Если высота датчика изменялась в течение указанного периода, значение равно тому значению, которое наблюдалось в течение большей части данного периода.</w:t>
             </w:r>
           </w:p>
         </w:tc>
@@ -7736,7 +7736,7 @@
                 <w:b w:val="0"/>
                 <w:sz w:val="16"/>
               </w:rPr>
-              <w:t>Note 59: Идентификация времени относится к началу одномесячного периода.</w:t>
+              <w:t>Note D59: Идентификация времени относится к началу одномесячного периода.</w:t>
             </w:r>
           </w:p>
         </w:tc>
@@ -7817,7 +7817,7 @@
                 <w:b w:val="0"/>
                 <w:sz w:val="16"/>
               </w:rPr>
-              <w:t>Note 59: Идентификация времени относится к началу одномесячного периода.</w:t>
+              <w:t>Note D59: Идентификация времени относится к началу одномесячного периода.</w:t>
             </w:r>
           </w:p>
         </w:tc>
@@ -7898,7 +7898,7 @@
                 <w:b w:val="0"/>
                 <w:sz w:val="16"/>
               </w:rPr>
-              <w:t>Note 59: Идентификация времени относится к началу одномесячного периода.</w:t>
+              <w:t>Note D59: Идентификация времени относится к началу одномесячного периода.</w:t>
             </w:r>
           </w:p>
         </w:tc>
@@ -8218,7 +8218,7 @@
                 <w:b w:val="0"/>
                 <w:sz w:val="16"/>
               </w:rPr>
-              <w:t>Note 25: Если высота датчика изменялась в течение указанного периода, значение равно тому значению, которое наблюдалось в течение большей части данного периода.</w:t>
+              <w:t>Note D25: Если высота датчика изменялась в течение указанного периода, значение равно тому значению, которое наблюдалось в течение большей части данного периода.</w:t>
             </w:r>
           </w:p>
         </w:tc>
@@ -8299,7 +8299,7 @@
                 <w:b w:val="0"/>
                 <w:sz w:val="16"/>
               </w:rPr>
-              <w:t>Note 25: Если высота датчика изменялась в течение указанного периода, значение равно тому значению, которое наблюдалось в течение большей части данного периода.</w:t>
+              <w:t>Note D25: Если высота датчика изменялась в течение указанного периода, значение равно тому значению, которое наблюдалось в течение большей части данного периода.</w:t>
             </w:r>
           </w:p>
         </w:tc>
@@ -9097,7 +9097,7 @@
                 <w:b w:val="0"/>
                 <w:sz w:val="16"/>
               </w:rPr>
-              <w:t>Note 27: В случае измерений осадков одномесячный период начинается в 06 ВСВ в первый день месяца и заканчивается в 06 ВСВ в первый день следующего месяца.</w:t>
+              <w:t>Note D27: В случае измерений осадков одномесячный период начинается в 06 ВСВ в первый день месяца и заканчивается в 06 ВСВ в первый день следующего месяца.</w:t>
             </w:r>
           </w:p>
         </w:tc>
@@ -9178,7 +9178,7 @@
                 <w:b w:val="0"/>
                 <w:sz w:val="16"/>
               </w:rPr>
-              <w:t>Note 27: В случае измерений осадков одномесячный период начинается в 06 ВСВ в первый день месяца и заканчивается в 06 ВСВ в первый день следующего месяца.</w:t>
+              <w:t>Note D27: В случае измерений осадков одномесячный период начинается в 06 ВСВ в первый день месяца и заканчивается в 06 ВСВ в первый день следующего месяца.</w:t>
             </w:r>
           </w:p>
         </w:tc>
@@ -9339,7 +9339,7 @@
                 <w:b w:val="0"/>
                 <w:sz w:val="16"/>
               </w:rPr>
-              <w:t>Note 25: Если высота датчика изменялась в течение указанного периода, значение равно тому значению, которое наблюдалось в течение большей части данного периода.</w:t>
+              <w:t>Note D25: Если высота датчика изменялась в течение указанного периода, значение равно тому значению, которое наблюдалось в течение большей части данного периода.</w:t>
             </w:r>
           </w:p>
         </w:tc>
@@ -14009,7 +14009,7 @@
                 <w:b w:val="0"/>
                 <w:sz w:val="16"/>
               </w:rPr>
-              <w:t>Note 41: Обычно 1; может быть 2, если используются и датчик вертикальной качки, и датчик наклона, или 0, если спектральные данные отсутствуют.</w:t>
+              <w:t>Note D41: Обычно 1; может быть 2, если используются и датчик вертикальной качки, и датчик наклона, или 0, если спектральные данные отсутствуют.</w:t>
             </w:r>
           </w:p>
         </w:tc>
@@ -15129,7 +15129,7 @@
                 <w:b w:val="0"/>
                 <w:sz w:val="16"/>
               </w:rPr>
-              <w:t>Note 39: Ненаправленные спектры (Ib = 0 в WAVEOB) или частично направленные спектры (Ib = 1 в WAVEOB с одним направлением на каждое волновое число). Значение = 0 (полные направленные спектры) или 1 (ненаправленные спектры или частично направленные спектры). Частично направленные спектры имеют только одно направление на каждое волновое число полосы.</w:t>
+              <w:t>Note D39: Ненаправленные спектры (Ib = 0 в WAVEOB) или частично направленные спектры (Ib = 1 в WAVEOB с одним направлением на каждое волновое число). Значение = 0 (полные направленные спектры) или 1 (ненаправленные спектры или частично направленные спектры). Частично направленные спектры имеют только одно направление на каждое волновое число полосы.</w:t>
             </w:r>
           </w:p>
         </w:tc>
@@ -15530,7 +15530,7 @@
                 <w:b w:val="0"/>
                 <w:sz w:val="16"/>
               </w:rPr>
-              <w:t>Note 37: Отсутствующее значение для ненаправленных спектров.</w:t>
+              <w:t>Note D37: Отсутствующее значение для ненаправленных спектров.</w:t>
             </w:r>
           </w:p>
         </w:tc>
@@ -15611,7 +15611,7 @@
                 <w:b w:val="0"/>
                 <w:sz w:val="16"/>
               </w:rPr>
-              <w:t>Note 37: Отсутствующее значение для ненаправленных спектров.</w:t>
+              <w:t>Note D37: Отсутствующее значение для ненаправленных спектров.</w:t>
             </w:r>
           </w:p>
         </w:tc>
@@ -15691,7 +15691,7 @@
                 <w:b w:val="0"/>
                 <w:sz w:val="16"/>
               </w:rPr>
-              <w:t>Note 22: Полные направленные спектры (Ib = 1 в WAVEOB с более чем одним направлением на каждое волновое число полосы). Количество повторений — это число направлений на каждое волновое число полосы, которые должны, как правило, охватить весь спектр.</w:t>
+              <w:t>Note D22: Полные направленные спектры (Ib = 1 в WAVEOB с более чем одним направлением на каждое волновое число полосы). Количество повторений — это число направлений на каждое волновое число полосы, которые должны, как правило, охватить весь спектр.</w:t>
             </w:r>
           </w:p>
         </w:tc>
@@ -18376,7 +18376,7 @@
                 <w:b w:val="0"/>
                 <w:sz w:val="16"/>
               </w:rPr>
-              <w:t>Note 41: Обычно 1; может быть 2, если используются и датчик вертикальной качки, и датчик наклона, или 0, если спектральные данные отсутствуют.</w:t>
+              <w:t>Note D41: Обычно 1; может быть 2, если используются и датчик вертикальной качки, и датчик наклона, или 0, если спектральные данные отсутствуют.</w:t>
             </w:r>
           </w:p>
         </w:tc>
@@ -19496,7 +19496,7 @@
                 <w:b w:val="0"/>
                 <w:sz w:val="16"/>
               </w:rPr>
-              <w:t>Note 39: Ненаправленные спектры (Ib = 0 в WAVEOB) или частично направленные спектры (Ib = 1 в WAVEOB с одним направлением на каждое волновое число). Значение = 0 (полные направленные спектры) или 1 (ненаправленные спектры или частично направленные спектры). Частично направленные спектры имеют только одно направление на каждое волновое число полосы.</w:t>
+              <w:t>Note D39: Ненаправленные спектры (Ib = 0 в WAVEOB) или частично направленные спектры (Ib = 1 в WAVEOB с одним направлением на каждое волновое число). Значение = 0 (полные направленные спектры) или 1 (ненаправленные спектры или частично направленные спектры). Частично направленные спектры имеют только одно направление на каждое волновое число полосы.</w:t>
             </w:r>
           </w:p>
         </w:tc>
@@ -19897,7 +19897,7 @@
                 <w:b w:val="0"/>
                 <w:sz w:val="16"/>
               </w:rPr>
-              <w:t>Note 37: Отсутствующее значение для ненаправленных спектров.</w:t>
+              <w:t>Note D37: Отсутствующее значение для ненаправленных спектров.</w:t>
             </w:r>
           </w:p>
         </w:tc>
@@ -19978,7 +19978,7 @@
                 <w:b w:val="0"/>
                 <w:sz w:val="16"/>
               </w:rPr>
-              <w:t>Note 37: Отсутствующее значение для ненаправленных спектров.</w:t>
+              <w:t>Note D37: Отсутствующее значение для ненаправленных спектров.</w:t>
             </w:r>
           </w:p>
         </w:tc>
@@ -20058,7 +20058,7 @@
                 <w:b w:val="0"/>
                 <w:sz w:val="16"/>
               </w:rPr>
-              <w:t>Note 22: Полные направленные спектры (Ib = 1 в WAVEOB с более чем одним направлением на каждое волновое число полосы). Количество повторений — это число направлений на каждое волновое число полосы, которые должны, как правило, охватить весь спектр.</w:t>
+              <w:t>Note D22: Полные направленные спектры (Ib = 1 в WAVEOB с более чем одним направлением на каждое волновое число полосы). Количество повторений — это число направлений на каждое волновое число полосы, которые должны, как правило, охватить весь спектр.</w:t>
             </w:r>
           </w:p>
         </w:tc>
